--- a/รายงาน.docx
+++ b/รายงาน.docx
@@ -207,7 +207,65 @@
           <w:sz w:val="36"/>
           <w:szCs w:val="36"/>
         </w:rPr>
-        <w:t>นางสาว นัฐกานต์ ทองเชื้อ 6601121074</w:t>
+        <w:t>นางสาว นัฐ</w:t>
+      </w:r>
+      <w:proofErr w:type="spellStart"/>
+      <w:r>
+        <w:rPr>
+          <w:rFonts w:ascii="TH Sarabun New" w:hAnsi="TH Sarabun New" w:cs="TH Sarabun New"/>
+          <w:b/>
+          <w:sz w:val="36"/>
+          <w:szCs w:val="36"/>
+        </w:rPr>
+        <w:t>กานต์</w:t>
+      </w:r>
+      <w:proofErr w:type="spellEnd"/>
+      <w:r>
+        <w:rPr>
+          <w:rFonts w:ascii="TH Sarabun New" w:hAnsi="TH Sarabun New" w:cs="TH Sarabun New"/>
+          <w:b/>
+          <w:sz w:val="36"/>
+          <w:szCs w:val="36"/>
+        </w:rPr>
+        <w:t xml:space="preserve"> </w:t>
+      </w:r>
+      <w:proofErr w:type="spellStart"/>
+      <w:r>
+        <w:rPr>
+          <w:rFonts w:ascii="TH Sarabun New" w:hAnsi="TH Sarabun New" w:cs="TH Sarabun New"/>
+          <w:b/>
+          <w:sz w:val="36"/>
+          <w:szCs w:val="36"/>
+        </w:rPr>
+        <w:t>ทองเชื้อ</w:t>
+      </w:r>
+      <w:proofErr w:type="spellEnd"/>
+      <w:r>
+        <w:rPr>
+          <w:rFonts w:ascii="TH Sarabun New" w:hAnsi="TH Sarabun New" w:cs="TH Sarabun New"/>
+          <w:b/>
+          <w:sz w:val="36"/>
+          <w:szCs w:val="36"/>
+        </w:rPr>
+        <w:t xml:space="preserve"> 660112</w:t>
+      </w:r>
+      <w:r>
+        <w:rPr>
+          <w:rFonts w:ascii="TH Sarabun New" w:hAnsi="TH Sarabun New" w:cs="TH Sarabun New"/>
+          <w:b/>
+          <w:sz w:val="36"/>
+          <w:szCs w:val="36"/>
+        </w:rPr>
+        <w:t>1</w:t>
+      </w:r>
+      <w:r>
+        <w:rPr>
+          <w:rFonts w:ascii="TH Sarabun New" w:hAnsi="TH Sarabun New" w:cs="TH Sarabun New"/>
+          <w:b/>
+          <w:sz w:val="36"/>
+          <w:szCs w:val="36"/>
+        </w:rPr>
+        <w:t>1074</w:t>
       </w:r>
     </w:p>
     <w:p>
@@ -242,6 +300,7 @@
           <w:szCs w:val="36"/>
         </w:rPr>
       </w:pPr>
+      <w:proofErr w:type="spellStart"/>
       <w:r>
         <w:rPr>
           <w:rFonts w:ascii="TH Sarabun New" w:hAnsi="TH Sarabun New" w:cs="TH Sarabun New"/>
@@ -249,7 +308,17 @@
           <w:sz w:val="36"/>
           <w:szCs w:val="36"/>
         </w:rPr>
-        <w:t>นางสาว ณัฐ</w:t>
+        <w:t>นางสาว</w:t>
+      </w:r>
+      <w:proofErr w:type="spellEnd"/>
+      <w:r>
+        <w:rPr>
+          <w:rFonts w:ascii="TH Sarabun New" w:hAnsi="TH Sarabun New" w:cs="TH Sarabun New"/>
+          <w:b/>
+          <w:sz w:val="36"/>
+          <w:szCs w:val="36"/>
+        </w:rPr>
+        <w:t xml:space="preserve"> </w:t>
       </w:r>
       <w:proofErr w:type="spellStart"/>
       <w:r>
@@ -259,7 +328,7 @@
           <w:sz w:val="36"/>
           <w:szCs w:val="36"/>
         </w:rPr>
-        <w:t>กานต์</w:t>
+        <w:t>ณัฐกานต์</w:t>
       </w:r>
       <w:proofErr w:type="spellEnd"/>
       <w:r>
@@ -412,621 +481,588 @@
           <w:szCs w:val="40"/>
         </w:rPr>
         <w:lastRenderedPageBreak/>
-        <w:t>1.</w:t>
-      </w:r>
-      <w:r>
+        <w:t>1.ภาพรวมโครงงาน</w:t>
+      </w:r>
+    </w:p>
+    <w:p>
+      <w:pPr>
+        <w:pStyle w:val="ThaiBody"/>
+        <w:ind w:firstLine="397"/>
+        <w:rPr>
+          <w:rFonts w:ascii="TH Sarabun New" w:hAnsi="TH Sarabun New" w:cs="TH Sarabun New"/>
+          <w:sz w:val="36"/>
+          <w:szCs w:val="36"/>
+        </w:rPr>
+      </w:pPr>
+      <w:r>
+        <w:rPr>
+          <w:rFonts w:ascii="TH Sarabun New" w:hAnsi="TH Sarabun New" w:cs="TH Sarabun New"/>
+          <w:sz w:val="36"/>
+          <w:szCs w:val="36"/>
+        </w:rPr>
+        <w:t xml:space="preserve">โครงงานนี้มีวัตถุประสงค์เพื่อรวบรวม สำรวจ ทำความสะอาด วิเคราะห์ และเตรียมข้อมูลบทความวิจัยจากฐานข้อมูล Scopus ให้พร้อมสำหรับการนำไปวิเคราะห์ด้วย Machine Learning โดยดำเนินงานตั้งแต่การรวมไฟล์ CSV หลายชุด การทำ EDA และ Data Cleaning การสร้าง Visualization เพื่อทำความเข้าใจแนวโน้มของ Keyword และการสร้าง Text Embedding/Feature Vector </w:t>
+      </w:r>
+      <w:proofErr w:type="spellStart"/>
+      <w:r>
+        <w:rPr>
+          <w:rFonts w:ascii="TH Sarabun New" w:hAnsi="TH Sarabun New" w:cs="TH Sarabun New"/>
+          <w:sz w:val="36"/>
+          <w:szCs w:val="36"/>
+        </w:rPr>
+        <w:t>สำหรับนำไปใช้ในขั้นตอนการเรียนรู้</w:t>
+      </w:r>
+      <w:proofErr w:type="spellEnd"/>
+    </w:p>
+    <w:p>
+      <w:pPr>
+        <w:pStyle w:val="Heading2"/>
+        <w:rPr>
+          <w:rFonts w:ascii="TH Sarabun New" w:hAnsi="TH Sarabun New" w:cs="TH Sarabun New"/>
+          <w:sz w:val="40"/>
+          <w:szCs w:val="40"/>
+        </w:rPr>
+      </w:pPr>
+      <w:r>
+        <w:rPr>
+          <w:rFonts w:ascii="TH Sarabun New" w:hAnsi="TH Sarabun New" w:cs="TH Sarabun New"/>
+          <w:sz w:val="40"/>
+          <w:szCs w:val="40"/>
+        </w:rPr>
+        <w:t>2.วัตถุประสงค์</w:t>
+      </w:r>
+    </w:p>
+    <w:p>
+      <w:pPr>
+        <w:pStyle w:val="ThaiBody"/>
+        <w:spacing w:after="60"/>
+        <w:ind w:left="369" w:hanging="198"/>
+        <w:rPr>
+          <w:rFonts w:ascii="TH Sarabun New" w:hAnsi="TH Sarabun New" w:cs="TH Sarabun New"/>
+          <w:sz w:val="36"/>
+          <w:szCs w:val="36"/>
+        </w:rPr>
+      </w:pPr>
+      <w:r>
+        <w:rPr>
+          <w:rFonts w:ascii="TH Sarabun New" w:hAnsi="TH Sarabun New" w:cs="TH Sarabun New"/>
+          <w:b/>
+          <w:color w:val="1F4E78"/>
+          <w:sz w:val="36"/>
+          <w:szCs w:val="36"/>
+        </w:rPr>
+        <w:t xml:space="preserve">• </w:t>
+      </w:r>
+      <w:r>
+        <w:rPr>
+          <w:rFonts w:ascii="TH Sarabun New" w:hAnsi="TH Sarabun New" w:cs="TH Sarabun New"/>
+          <w:sz w:val="36"/>
+          <w:szCs w:val="36"/>
+        </w:rPr>
+        <w:t>สำรวจโครงสร้างและคุณภาพของข้อมูล Scopus ด้วยกระบวนการ Exploratory Data Analysis (EDA)</w:t>
+      </w:r>
+    </w:p>
+    <w:p>
+      <w:pPr>
+        <w:pStyle w:val="ThaiBody"/>
+        <w:spacing w:after="60"/>
+        <w:ind w:left="369" w:hanging="198"/>
+        <w:rPr>
+          <w:rFonts w:ascii="TH Sarabun New" w:hAnsi="TH Sarabun New" w:cs="TH Sarabun New"/>
+          <w:sz w:val="36"/>
+          <w:szCs w:val="36"/>
+        </w:rPr>
+      </w:pPr>
+      <w:r>
+        <w:rPr>
+          <w:rFonts w:ascii="TH Sarabun New" w:hAnsi="TH Sarabun New" w:cs="TH Sarabun New"/>
+          <w:b/>
+          <w:color w:val="1F4E78"/>
+          <w:sz w:val="36"/>
+          <w:szCs w:val="36"/>
+        </w:rPr>
+        <w:t xml:space="preserve">• </w:t>
+      </w:r>
+      <w:r>
+        <w:rPr>
+          <w:rFonts w:ascii="TH Sarabun New" w:hAnsi="TH Sarabun New" w:cs="TH Sarabun New"/>
+          <w:sz w:val="36"/>
+          <w:szCs w:val="36"/>
+        </w:rPr>
+        <w:t>ทำความสะอาดข้อมูล เช่น การลบข้อมูลซ้ำ การจัดการข้อความที่ไม่จำเป็น และค่าว่าง</w:t>
+      </w:r>
+    </w:p>
+    <w:p>
+      <w:pPr>
+        <w:pStyle w:val="ThaiBody"/>
+        <w:spacing w:after="60"/>
+        <w:ind w:left="369" w:hanging="198"/>
+        <w:rPr>
+          <w:rFonts w:ascii="TH Sarabun New" w:hAnsi="TH Sarabun New" w:cs="TH Sarabun New"/>
+          <w:sz w:val="36"/>
+          <w:szCs w:val="36"/>
+        </w:rPr>
+      </w:pPr>
+      <w:r>
+        <w:rPr>
+          <w:rFonts w:ascii="TH Sarabun New" w:hAnsi="TH Sarabun New" w:cs="TH Sarabun New"/>
+          <w:b/>
+          <w:color w:val="1F4E78"/>
+          <w:sz w:val="36"/>
+          <w:szCs w:val="36"/>
+        </w:rPr>
+        <w:t xml:space="preserve">• </w:t>
+      </w:r>
+      <w:r>
+        <w:rPr>
+          <w:rFonts w:ascii="TH Sarabun New" w:hAnsi="TH Sarabun New" w:cs="TH Sarabun New"/>
+          <w:sz w:val="36"/>
+          <w:szCs w:val="36"/>
+        </w:rPr>
+        <w:t>สร้าง Visualization เพื่ออธิบายความถี่ แนวโน้มตามเวลา การเติบโต และความสัมพันธ์ของ Keyword</w:t>
+      </w:r>
+    </w:p>
+    <w:p>
+      <w:pPr>
+        <w:pStyle w:val="ThaiBody"/>
+        <w:spacing w:after="60"/>
+        <w:ind w:left="369" w:hanging="198"/>
+        <w:rPr>
+          <w:rFonts w:ascii="TH Sarabun New" w:hAnsi="TH Sarabun New" w:cs="TH Sarabun New"/>
+          <w:sz w:val="36"/>
+          <w:szCs w:val="36"/>
+        </w:rPr>
+      </w:pPr>
+      <w:r>
+        <w:rPr>
+          <w:rFonts w:ascii="TH Sarabun New" w:hAnsi="TH Sarabun New" w:cs="TH Sarabun New"/>
+          <w:b/>
+          <w:color w:val="1F4E78"/>
+          <w:sz w:val="36"/>
+          <w:szCs w:val="36"/>
+        </w:rPr>
+        <w:t xml:space="preserve">• </w:t>
+      </w:r>
+      <w:r>
+        <w:rPr>
+          <w:rFonts w:ascii="TH Sarabun New" w:hAnsi="TH Sarabun New" w:cs="TH Sarabun New"/>
+          <w:sz w:val="36"/>
+          <w:szCs w:val="36"/>
+        </w:rPr>
+        <w:t>รวมข้อมูลข้อความจากงานวิจัยและแปลงเป็น Feature Vector ด้วยโมเดล SPECTER2</w:t>
+      </w:r>
+    </w:p>
+    <w:p>
+      <w:pPr>
+        <w:pStyle w:val="ThaiBody"/>
+        <w:spacing w:after="60"/>
+        <w:ind w:left="369" w:hanging="198"/>
+        <w:rPr>
+          <w:rFonts w:ascii="TH Sarabun New" w:hAnsi="TH Sarabun New" w:cs="TH Sarabun New"/>
+          <w:sz w:val="36"/>
+          <w:szCs w:val="36"/>
+        </w:rPr>
+      </w:pPr>
+      <w:r>
+        <w:rPr>
+          <w:rFonts w:ascii="TH Sarabun New" w:hAnsi="TH Sarabun New" w:cs="TH Sarabun New"/>
+          <w:b/>
+          <w:color w:val="1F4E78"/>
+          <w:sz w:val="36"/>
+          <w:szCs w:val="36"/>
+        </w:rPr>
+        <w:t xml:space="preserve">• </w:t>
+      </w:r>
+      <w:r>
+        <w:rPr>
+          <w:rFonts w:ascii="TH Sarabun New" w:hAnsi="TH Sarabun New" w:cs="TH Sarabun New"/>
+          <w:sz w:val="36"/>
+          <w:szCs w:val="36"/>
+        </w:rPr>
+        <w:t xml:space="preserve">เตรียมชุดข้อมูลให้สามารถนำไปใช้กับ Machine Learning </w:t>
+      </w:r>
+      <w:proofErr w:type="spellStart"/>
+      <w:r>
+        <w:rPr>
+          <w:rFonts w:ascii="TH Sarabun New" w:hAnsi="TH Sarabun New" w:cs="TH Sarabun New"/>
+          <w:sz w:val="36"/>
+          <w:szCs w:val="36"/>
+        </w:rPr>
+        <w:t>เช่น</w:t>
+      </w:r>
+      <w:proofErr w:type="spellEnd"/>
+      <w:r>
+        <w:rPr>
+          <w:rFonts w:ascii="TH Sarabun New" w:hAnsi="TH Sarabun New" w:cs="TH Sarabun New"/>
+          <w:sz w:val="36"/>
+          <w:szCs w:val="36"/>
+        </w:rPr>
+        <w:t xml:space="preserve"> Clustering </w:t>
+      </w:r>
+      <w:proofErr w:type="spellStart"/>
+      <w:r>
+        <w:rPr>
+          <w:rFonts w:ascii="TH Sarabun New" w:hAnsi="TH Sarabun New" w:cs="TH Sarabun New"/>
+          <w:sz w:val="36"/>
+          <w:szCs w:val="36"/>
+        </w:rPr>
+        <w:t>หรือ</w:t>
+      </w:r>
+      <w:proofErr w:type="spellEnd"/>
+      <w:r>
+        <w:rPr>
+          <w:rFonts w:ascii="TH Sarabun New" w:hAnsi="TH Sarabun New" w:cs="TH Sarabun New"/>
+          <w:sz w:val="36"/>
+          <w:szCs w:val="36"/>
+        </w:rPr>
+        <w:t xml:space="preserve"> Similarity Search </w:t>
+      </w:r>
+      <w:proofErr w:type="spellStart"/>
+      <w:r>
+        <w:rPr>
+          <w:rFonts w:ascii="TH Sarabun New" w:hAnsi="TH Sarabun New" w:cs="TH Sarabun New"/>
+          <w:sz w:val="36"/>
+          <w:szCs w:val="36"/>
+        </w:rPr>
+        <w:t>ได้</w:t>
+      </w:r>
+      <w:proofErr w:type="spellEnd"/>
+    </w:p>
+    <w:p>
+      <w:pPr>
+        <w:pStyle w:val="Heading2"/>
+        <w:rPr>
+          <w:rFonts w:ascii="TH Sarabun New" w:hAnsi="TH Sarabun New" w:cs="TH Sarabun New"/>
+          <w:sz w:val="40"/>
+          <w:szCs w:val="40"/>
+        </w:rPr>
+      </w:pPr>
+      <w:r>
+        <w:rPr>
+          <w:rFonts w:ascii="TH Sarabun New" w:hAnsi="TH Sarabun New" w:cs="TH Sarabun New"/>
+          <w:sz w:val="40"/>
+          <w:szCs w:val="40"/>
+        </w:rPr>
+        <w:t>3.ขอบเขตข้อมูล</w:t>
+      </w:r>
+    </w:p>
+    <w:p>
+      <w:pPr>
+        <w:rPr>
+          <w:bCs/>
+          <w:sz w:val="36"/>
+          <w:szCs w:val="36"/>
+        </w:rPr>
+      </w:pPr>
+      <w:r>
+        <w:tab/>
+      </w:r>
+      <w:proofErr w:type="spellStart"/>
+      <w:r>
+        <w:rPr>
+          <w:rFonts w:ascii="TH Sarabun New" w:hAnsi="TH Sarabun New" w:cs="TH Sarabun New"/>
+          <w:bCs/>
+          <w:sz w:val="36"/>
+          <w:szCs w:val="36"/>
+        </w:rPr>
+        <w:t>แหล่งข้อมูล</w:t>
+      </w:r>
+      <w:proofErr w:type="spellEnd"/>
+      <w:r>
+        <w:rPr>
+          <w:rFonts w:ascii="TH Sarabun New" w:hAnsi="TH Sarabun New" w:cs="TH Sarabun New"/>
+          <w:bCs/>
+          <w:sz w:val="36"/>
+          <w:szCs w:val="36"/>
+        </w:rPr>
+        <w:t xml:space="preserve"> Scopus</w:t>
+      </w:r>
+    </w:p>
+    <w:p>
+      <w:pPr>
+        <w:ind w:firstLine="720"/>
+        <w:rPr>
+          <w:bCs/>
+          <w:sz w:val="36"/>
+          <w:szCs w:val="36"/>
+        </w:rPr>
+      </w:pPr>
+      <w:proofErr w:type="spellStart"/>
+      <w:r>
+        <w:rPr>
+          <w:rFonts w:ascii="TH Sarabun New" w:hAnsi="TH Sarabun New" w:cs="TH Sarabun New"/>
+          <w:bCs/>
+          <w:sz w:val="36"/>
+          <w:szCs w:val="36"/>
+        </w:rPr>
+        <w:t>จำนวน</w:t>
+      </w:r>
+      <w:proofErr w:type="spellEnd"/>
+      <w:r>
+        <w:rPr>
+          <w:rFonts w:ascii="TH Sarabun New" w:hAnsi="TH Sarabun New" w:cs="TH Sarabun New"/>
+          <w:bCs/>
+          <w:sz w:val="36"/>
+          <w:szCs w:val="36"/>
+        </w:rPr>
+        <w:t xml:space="preserve"> 10 Subject</w:t>
+      </w:r>
+    </w:p>
+    <w:p>
+      <w:pPr>
+        <w:ind w:firstLine="720"/>
+        <w:rPr>
+          <w:bCs/>
+          <w:sz w:val="36"/>
+          <w:szCs w:val="36"/>
+        </w:rPr>
+      </w:pPr>
+      <w:proofErr w:type="spellStart"/>
+      <w:r>
+        <w:rPr>
+          <w:rFonts w:ascii="TH Sarabun New" w:hAnsi="TH Sarabun New" w:cs="TH Sarabun New"/>
+          <w:bCs/>
+          <w:sz w:val="36"/>
+          <w:szCs w:val="36"/>
+        </w:rPr>
+        <w:t>จำนวนข้อมูลดิบ</w:t>
+      </w:r>
+      <w:proofErr w:type="spellEnd"/>
+      <w:r>
+        <w:rPr>
+          <w:bCs/>
+          <w:sz w:val="36"/>
+          <w:szCs w:val="36"/>
+        </w:rPr>
+        <w:t xml:space="preserve"> </w:t>
+      </w:r>
+      <w:r>
+        <w:rPr>
+          <w:rFonts w:ascii="TH Sarabun New" w:hAnsi="TH Sarabun New" w:cs="TH Sarabun New"/>
+          <w:bCs/>
+          <w:sz w:val="36"/>
+          <w:szCs w:val="36"/>
+        </w:rPr>
+        <w:t xml:space="preserve">6,000 </w:t>
+      </w:r>
+      <w:proofErr w:type="spellStart"/>
+      <w:r>
+        <w:rPr>
+          <w:rFonts w:ascii="TH Sarabun New" w:hAnsi="TH Sarabun New" w:cs="TH Sarabun New"/>
+          <w:bCs/>
+          <w:sz w:val="36"/>
+          <w:szCs w:val="36"/>
+        </w:rPr>
+        <w:t>รายการ</w:t>
+      </w:r>
+      <w:proofErr w:type="spellEnd"/>
+    </w:p>
+    <w:p>
+      <w:pPr>
+        <w:ind w:firstLine="720"/>
+        <w:rPr>
+          <w:bCs/>
+          <w:sz w:val="36"/>
+          <w:szCs w:val="36"/>
+        </w:rPr>
+      </w:pPr>
+      <w:proofErr w:type="spellStart"/>
+      <w:r>
+        <w:rPr>
+          <w:rFonts w:ascii="TH Sarabun New" w:hAnsi="TH Sarabun New" w:cs="TH Sarabun New"/>
+          <w:bCs/>
+          <w:sz w:val="36"/>
+          <w:szCs w:val="36"/>
+        </w:rPr>
+        <w:t>จำนวนหลังลบชื่อเรื่องซ้ำ</w:t>
+      </w:r>
+      <w:proofErr w:type="spellEnd"/>
+      <w:r>
+        <w:rPr>
+          <w:bCs/>
+          <w:sz w:val="36"/>
+          <w:szCs w:val="36"/>
+        </w:rPr>
+        <w:t xml:space="preserve"> </w:t>
+      </w:r>
+      <w:r>
+        <w:rPr>
+          <w:rFonts w:ascii="TH Sarabun New" w:hAnsi="TH Sarabun New" w:cs="TH Sarabun New"/>
+          <w:bCs/>
+          <w:sz w:val="36"/>
+          <w:szCs w:val="36"/>
+        </w:rPr>
+        <w:t xml:space="preserve">5,459 </w:t>
+      </w:r>
+      <w:proofErr w:type="spellStart"/>
+      <w:r>
+        <w:rPr>
+          <w:rFonts w:ascii="TH Sarabun New" w:hAnsi="TH Sarabun New" w:cs="TH Sarabun New"/>
+          <w:bCs/>
+          <w:sz w:val="36"/>
+          <w:szCs w:val="36"/>
+        </w:rPr>
+        <w:t>รายการ</w:t>
+      </w:r>
+      <w:proofErr w:type="spellEnd"/>
+    </w:p>
+    <w:p>
+      <w:pPr>
+        <w:ind w:firstLine="720"/>
+        <w:rPr>
+          <w:bCs/>
+          <w:sz w:val="36"/>
+          <w:szCs w:val="36"/>
+        </w:rPr>
+      </w:pPr>
+      <w:proofErr w:type="spellStart"/>
+      <w:r>
+        <w:rPr>
+          <w:rFonts w:ascii="TH Sarabun New" w:hAnsi="TH Sarabun New" w:cs="TH Sarabun New"/>
+          <w:bCs/>
+          <w:sz w:val="36"/>
+          <w:szCs w:val="36"/>
+        </w:rPr>
+        <w:t>ช่วงปี</w:t>
+      </w:r>
+      <w:proofErr w:type="spellEnd"/>
+      <w:r>
+        <w:rPr>
+          <w:bCs/>
+          <w:sz w:val="36"/>
+          <w:szCs w:val="36"/>
+        </w:rPr>
+        <w:t xml:space="preserve"> </w:t>
+      </w:r>
+      <w:r>
+        <w:rPr>
+          <w:rFonts w:ascii="TH Sarabun New" w:hAnsi="TH Sarabun New" w:cs="TH Sarabun New"/>
+          <w:bCs/>
+          <w:sz w:val="36"/>
+          <w:szCs w:val="36"/>
+        </w:rPr>
+        <w:t>2012–2027</w:t>
+      </w:r>
+      <w:r>
+        <w:rPr>
+          <w:rFonts w:ascii="TH Sarabun New" w:hAnsi="TH Sarabun New" w:cs="TH Sarabun New"/>
+          <w:sz w:val="36"/>
+          <w:szCs w:val="36"/>
+        </w:rPr>
+        <w:br w:type="page"/>
+      </w:r>
+    </w:p>
+    <w:p>
+      <w:pPr>
+        <w:pStyle w:val="Heading1"/>
         <w:rPr>
           <w:rFonts w:ascii="TH Sarabun New" w:hAnsi="TH Sarabun New" w:cs="TH Sarabun New"/>
           <w:color w:val="auto"/>
           <w:sz w:val="40"/>
           <w:szCs w:val="40"/>
         </w:rPr>
-        <w:t>ภาพรวมโครงงาน</w:t>
-      </w:r>
-    </w:p>
-    <w:p>
-      <w:pPr>
-        <w:pStyle w:val="ThaiBody"/>
-        <w:ind w:firstLine="397"/>
-        <w:rPr>
-          <w:rFonts w:ascii="TH Sarabun New" w:hAnsi="TH Sarabun New" w:cs="TH Sarabun New"/>
-          <w:sz w:val="36"/>
-          <w:szCs w:val="36"/>
-        </w:rPr>
-      </w:pPr>
-      <w:r>
-        <w:rPr>
-          <w:rFonts w:ascii="TH Sarabun New" w:hAnsi="TH Sarabun New" w:cs="TH Sarabun New"/>
-          <w:sz w:val="36"/>
-          <w:szCs w:val="36"/>
-        </w:rPr>
-        <w:t>โครงงานนี้มีวัตถุประสงค์เพื่อรวบรวม สำรวจ ทำความสะอาด วิเคราะห์ และเตรียมข้อมูลบทความวิจัยจากฐานข้อมูล Scopus ให้พร้อมสำหรับการนำไปวิเคราะห์ด้วย Machine Learning โดยดำเนินงานตั้งแต่การรวมไฟล์ CSV หลายชุด การทำ EDA และ Data Cleaning การสร้าง Visualization เพื่อทำความเข้าใจแนวโน้มของ Keyword และการสร้าง Text Embedding/Feature Vector สำหรับนำไปใช้</w:t>
-      </w:r>
-      <w:proofErr w:type="spellStart"/>
-      <w:r>
-        <w:rPr>
-          <w:rFonts w:ascii="TH Sarabun New" w:hAnsi="TH Sarabun New" w:cs="TH Sarabun New"/>
-          <w:sz w:val="36"/>
-          <w:szCs w:val="36"/>
-        </w:rPr>
-        <w:t>ในขั้นตอนการเรียนรู้</w:t>
-      </w:r>
-      <w:proofErr w:type="spellEnd"/>
-    </w:p>
-    <w:p>
-      <w:pPr>
-        <w:pStyle w:val="Heading2"/>
-        <w:rPr>
-          <w:rFonts w:ascii="TH Sarabun New" w:hAnsi="TH Sarabun New" w:cs="TH Sarabun New"/>
-          <w:sz w:val="40"/>
-          <w:szCs w:val="40"/>
-        </w:rPr>
-      </w:pPr>
-      <w:r>
-        <w:rPr>
-          <w:rFonts w:ascii="TH Sarabun New" w:hAnsi="TH Sarabun New" w:cs="TH Sarabun New"/>
-          <w:sz w:val="40"/>
-          <w:szCs w:val="40"/>
-        </w:rPr>
-        <w:t>2.</w:t>
-      </w:r>
-      <w:r>
-        <w:rPr>
-          <w:rFonts w:ascii="TH Sarabun New" w:hAnsi="TH Sarabun New" w:cs="TH Sarabun New"/>
-          <w:sz w:val="40"/>
-          <w:szCs w:val="40"/>
-        </w:rPr>
-        <w:t>วัตถุประสงค์</w:t>
-      </w:r>
-    </w:p>
-    <w:p>
-      <w:pPr>
-        <w:pStyle w:val="ThaiBody"/>
-        <w:spacing w:after="60"/>
-        <w:ind w:left="369" w:hanging="198"/>
-        <w:rPr>
-          <w:rFonts w:ascii="TH Sarabun New" w:hAnsi="TH Sarabun New" w:cs="TH Sarabun New"/>
-          <w:sz w:val="36"/>
-          <w:szCs w:val="36"/>
-        </w:rPr>
-      </w:pPr>
-      <w:r>
-        <w:rPr>
-          <w:rFonts w:ascii="TH Sarabun New" w:hAnsi="TH Sarabun New" w:cs="TH Sarabun New"/>
-          <w:b/>
-          <w:color w:val="1F4E78"/>
-          <w:sz w:val="36"/>
-          <w:szCs w:val="36"/>
-        </w:rPr>
-        <w:t xml:space="preserve">• </w:t>
-      </w:r>
-      <w:r>
-        <w:rPr>
-          <w:rFonts w:ascii="TH Sarabun New" w:hAnsi="TH Sarabun New" w:cs="TH Sarabun New"/>
-          <w:sz w:val="36"/>
-          <w:szCs w:val="36"/>
-        </w:rPr>
-        <w:t>สำรวจโครงสร้างและคุณภาพของข้อมูล Scopus ด้วยกระบวนการ Exploratory Data Analysis (EDA)</w:t>
-      </w:r>
-    </w:p>
-    <w:p>
-      <w:pPr>
-        <w:pStyle w:val="ThaiBody"/>
-        <w:spacing w:after="60"/>
-        <w:ind w:left="369" w:hanging="198"/>
-        <w:rPr>
-          <w:rFonts w:ascii="TH Sarabun New" w:hAnsi="TH Sarabun New" w:cs="TH Sarabun New"/>
-          <w:sz w:val="36"/>
-          <w:szCs w:val="36"/>
-        </w:rPr>
-      </w:pPr>
-      <w:r>
-        <w:rPr>
-          <w:rFonts w:ascii="TH Sarabun New" w:hAnsi="TH Sarabun New" w:cs="TH Sarabun New"/>
-          <w:b/>
-          <w:color w:val="1F4E78"/>
-          <w:sz w:val="36"/>
-          <w:szCs w:val="36"/>
-        </w:rPr>
-        <w:t xml:space="preserve">• </w:t>
-      </w:r>
-      <w:r>
-        <w:rPr>
-          <w:rFonts w:ascii="TH Sarabun New" w:hAnsi="TH Sarabun New" w:cs="TH Sarabun New"/>
-          <w:sz w:val="36"/>
-          <w:szCs w:val="36"/>
-        </w:rPr>
-        <w:t>ทำความสะอาดข้อมูล เช่น การลบข้อมูลซ้ำ การจัดการข้อความที่ไม่จำเป็น และค่าว่าง</w:t>
-      </w:r>
-    </w:p>
-    <w:p>
-      <w:pPr>
-        <w:pStyle w:val="ThaiBody"/>
-        <w:spacing w:after="60"/>
-        <w:ind w:left="369" w:hanging="198"/>
-        <w:rPr>
-          <w:rFonts w:ascii="TH Sarabun New" w:hAnsi="TH Sarabun New" w:cs="TH Sarabun New"/>
-          <w:sz w:val="36"/>
-          <w:szCs w:val="36"/>
-        </w:rPr>
-      </w:pPr>
-      <w:r>
-        <w:rPr>
-          <w:rFonts w:ascii="TH Sarabun New" w:hAnsi="TH Sarabun New" w:cs="TH Sarabun New"/>
-          <w:b/>
-          <w:color w:val="1F4E78"/>
-          <w:sz w:val="36"/>
-          <w:szCs w:val="36"/>
-        </w:rPr>
-        <w:t xml:space="preserve">• </w:t>
-      </w:r>
-      <w:r>
-        <w:rPr>
-          <w:rFonts w:ascii="TH Sarabun New" w:hAnsi="TH Sarabun New" w:cs="TH Sarabun New"/>
-          <w:sz w:val="36"/>
-          <w:szCs w:val="36"/>
-        </w:rPr>
-        <w:t>สร้าง Visualization เพื่ออธิบายความถี่ แนวโน้มตามเวลา การเติบโต และความสัมพันธ์ของ Keyword</w:t>
-      </w:r>
-    </w:p>
-    <w:p>
-      <w:pPr>
-        <w:pStyle w:val="ThaiBody"/>
-        <w:spacing w:after="60"/>
-        <w:ind w:left="369" w:hanging="198"/>
-        <w:rPr>
-          <w:rFonts w:ascii="TH Sarabun New" w:hAnsi="TH Sarabun New" w:cs="TH Sarabun New"/>
-          <w:sz w:val="36"/>
-          <w:szCs w:val="36"/>
-        </w:rPr>
-      </w:pPr>
-      <w:r>
-        <w:rPr>
-          <w:rFonts w:ascii="TH Sarabun New" w:hAnsi="TH Sarabun New" w:cs="TH Sarabun New"/>
-          <w:b/>
-          <w:color w:val="1F4E78"/>
-          <w:sz w:val="36"/>
-          <w:szCs w:val="36"/>
-        </w:rPr>
-        <w:t xml:space="preserve">• </w:t>
-      </w:r>
-      <w:r>
-        <w:rPr>
-          <w:rFonts w:ascii="TH Sarabun New" w:hAnsi="TH Sarabun New" w:cs="TH Sarabun New"/>
-          <w:sz w:val="36"/>
-          <w:szCs w:val="36"/>
-        </w:rPr>
-        <w:t>รวมข้อมูลข้อความจากงานวิจัยและแปลงเป็น Feature Vector ด้วยโมเดล SPECTER2</w:t>
-      </w:r>
-    </w:p>
-    <w:p>
-      <w:pPr>
-        <w:pStyle w:val="ThaiBody"/>
-        <w:spacing w:after="60"/>
-        <w:ind w:left="369" w:hanging="198"/>
-        <w:rPr>
-          <w:rFonts w:ascii="TH Sarabun New" w:hAnsi="TH Sarabun New" w:cs="TH Sarabun New"/>
-          <w:sz w:val="36"/>
-          <w:szCs w:val="36"/>
-        </w:rPr>
-      </w:pPr>
-      <w:r>
-        <w:rPr>
-          <w:rFonts w:ascii="TH Sarabun New" w:hAnsi="TH Sarabun New" w:cs="TH Sarabun New"/>
-          <w:b/>
-          <w:color w:val="1F4E78"/>
-          <w:sz w:val="36"/>
-          <w:szCs w:val="36"/>
-        </w:rPr>
-        <w:t xml:space="preserve">• </w:t>
-      </w:r>
-      <w:r>
-        <w:rPr>
-          <w:rFonts w:ascii="TH Sarabun New" w:hAnsi="TH Sarabun New" w:cs="TH Sarabun New"/>
-          <w:sz w:val="36"/>
-          <w:szCs w:val="36"/>
-        </w:rPr>
-        <w:t xml:space="preserve">เตรียมชุดข้อมูลให้สามารถนำไปใช้กับ Machine Learning เช่น Clustering </w:t>
-      </w:r>
-      <w:proofErr w:type="spellStart"/>
-      <w:r>
-        <w:rPr>
-          <w:rFonts w:ascii="TH Sarabun New" w:hAnsi="TH Sarabun New" w:cs="TH Sarabun New"/>
-          <w:sz w:val="36"/>
-          <w:szCs w:val="36"/>
-        </w:rPr>
-        <w:t>หรือ</w:t>
-      </w:r>
-      <w:proofErr w:type="spellEnd"/>
-      <w:r>
-        <w:rPr>
-          <w:rFonts w:ascii="TH Sarabun New" w:hAnsi="TH Sarabun New" w:cs="TH Sarabun New"/>
-          <w:sz w:val="36"/>
-          <w:szCs w:val="36"/>
-        </w:rPr>
-        <w:t xml:space="preserve"> Similarity Search </w:t>
-      </w:r>
-      <w:proofErr w:type="spellStart"/>
-      <w:r>
-        <w:rPr>
-          <w:rFonts w:ascii="TH Sarabun New" w:hAnsi="TH Sarabun New" w:cs="TH Sarabun New"/>
-          <w:sz w:val="36"/>
-          <w:szCs w:val="36"/>
-        </w:rPr>
-        <w:t>ได้</w:t>
-      </w:r>
-      <w:proofErr w:type="spellEnd"/>
-    </w:p>
-    <w:p>
-      <w:pPr>
-        <w:pStyle w:val="Heading2"/>
-        <w:rPr>
-          <w:rFonts w:ascii="TH Sarabun New" w:hAnsi="TH Sarabun New" w:cs="TH Sarabun New"/>
-          <w:sz w:val="40"/>
-          <w:szCs w:val="40"/>
-        </w:rPr>
-      </w:pPr>
-      <w:r>
-        <w:rPr>
-          <w:rFonts w:ascii="TH Sarabun New" w:hAnsi="TH Sarabun New" w:cs="TH Sarabun New"/>
-          <w:sz w:val="40"/>
-          <w:szCs w:val="40"/>
-        </w:rPr>
-        <w:t>3.</w:t>
-      </w:r>
-      <w:r>
-        <w:rPr>
-          <w:rFonts w:ascii="TH Sarabun New" w:hAnsi="TH Sarabun New" w:cs="TH Sarabun New"/>
-          <w:sz w:val="40"/>
-          <w:szCs w:val="40"/>
-        </w:rPr>
-        <w:t>ขอบเขตข้อมูล</w:t>
-      </w:r>
-    </w:p>
-    <w:p>
-      <w:pPr>
-        <w:rPr>
-          <w:bCs/>
-          <w:sz w:val="36"/>
-          <w:szCs w:val="36"/>
-        </w:rPr>
-      </w:pPr>
-      <w:r>
-        <w:tab/>
-      </w:r>
-      <w:proofErr w:type="spellStart"/>
-      <w:r>
-        <w:rPr>
-          <w:rFonts w:ascii="TH Sarabun New" w:hAnsi="TH Sarabun New" w:cs="TH Sarabun New"/>
-          <w:bCs/>
-          <w:sz w:val="36"/>
-          <w:szCs w:val="36"/>
-        </w:rPr>
-        <w:t>แหล่งข้อมูล</w:t>
-      </w:r>
-      <w:proofErr w:type="spellEnd"/>
-      <w:r>
-        <w:rPr>
-          <w:rFonts w:ascii="TH Sarabun New" w:hAnsi="TH Sarabun New" w:cs="TH Sarabun New"/>
-          <w:bCs/>
-          <w:sz w:val="36"/>
-          <w:szCs w:val="36"/>
-        </w:rPr>
-        <w:t xml:space="preserve"> </w:t>
-      </w:r>
-      <w:r>
-        <w:rPr>
-          <w:rFonts w:ascii="TH Sarabun New" w:hAnsi="TH Sarabun New" w:cs="TH Sarabun New"/>
-          <w:bCs/>
-          <w:sz w:val="36"/>
-          <w:szCs w:val="36"/>
-        </w:rPr>
-        <w:t>Scopus</w:t>
-      </w:r>
-    </w:p>
-    <w:p>
-      <w:pPr>
-        <w:ind w:firstLine="720"/>
-        <w:rPr>
-          <w:bCs/>
-          <w:sz w:val="36"/>
-          <w:szCs w:val="36"/>
-        </w:rPr>
-      </w:pPr>
-      <w:proofErr w:type="spellStart"/>
-      <w:r>
-        <w:rPr>
-          <w:rFonts w:ascii="TH Sarabun New" w:hAnsi="TH Sarabun New" w:cs="TH Sarabun New"/>
-          <w:bCs/>
-          <w:sz w:val="36"/>
-          <w:szCs w:val="36"/>
-        </w:rPr>
-        <w:t>จำนวน</w:t>
-      </w:r>
-      <w:proofErr w:type="spellEnd"/>
-      <w:r>
-        <w:rPr>
-          <w:rFonts w:ascii="TH Sarabun New" w:hAnsi="TH Sarabun New" w:cs="TH Sarabun New"/>
-          <w:bCs/>
-          <w:sz w:val="36"/>
-          <w:szCs w:val="36"/>
-        </w:rPr>
-        <w:t xml:space="preserve"> </w:t>
-      </w:r>
-      <w:r>
-        <w:rPr>
-          <w:rFonts w:ascii="TH Sarabun New" w:hAnsi="TH Sarabun New" w:cs="TH Sarabun New"/>
-          <w:bCs/>
-          <w:sz w:val="36"/>
-          <w:szCs w:val="36"/>
-        </w:rPr>
-        <w:t xml:space="preserve">10 </w:t>
-      </w:r>
-      <w:r>
-        <w:rPr>
-          <w:rFonts w:ascii="TH Sarabun New" w:hAnsi="TH Sarabun New" w:cs="TH Sarabun New"/>
-          <w:bCs/>
-          <w:sz w:val="36"/>
-          <w:szCs w:val="36"/>
-        </w:rPr>
-        <w:t>Subject</w:t>
-      </w:r>
-    </w:p>
-    <w:p>
-      <w:pPr>
-        <w:ind w:firstLine="720"/>
-        <w:rPr>
-          <w:bCs/>
-          <w:sz w:val="36"/>
-          <w:szCs w:val="36"/>
-        </w:rPr>
-      </w:pPr>
-      <w:proofErr w:type="spellStart"/>
-      <w:r>
-        <w:rPr>
-          <w:rFonts w:ascii="TH Sarabun New" w:hAnsi="TH Sarabun New" w:cs="TH Sarabun New"/>
-          <w:bCs/>
-          <w:sz w:val="36"/>
-          <w:szCs w:val="36"/>
-        </w:rPr>
-        <w:t>จำนวนข้อมูลดิบ</w:t>
-      </w:r>
-      <w:proofErr w:type="spellEnd"/>
-      <w:r>
-        <w:rPr>
-          <w:bCs/>
-          <w:sz w:val="36"/>
-          <w:szCs w:val="36"/>
-        </w:rPr>
-        <w:t xml:space="preserve"> </w:t>
-      </w:r>
-      <w:r>
-        <w:rPr>
-          <w:rFonts w:ascii="TH Sarabun New" w:hAnsi="TH Sarabun New" w:cs="TH Sarabun New"/>
-          <w:bCs/>
-          <w:sz w:val="36"/>
-          <w:szCs w:val="36"/>
-        </w:rPr>
-        <w:t xml:space="preserve">6,000 </w:t>
-      </w:r>
-      <w:proofErr w:type="spellStart"/>
-      <w:r>
-        <w:rPr>
-          <w:rFonts w:ascii="TH Sarabun New" w:hAnsi="TH Sarabun New" w:cs="TH Sarabun New"/>
-          <w:bCs/>
-          <w:sz w:val="36"/>
-          <w:szCs w:val="36"/>
-        </w:rPr>
-        <w:t>รายการ</w:t>
-      </w:r>
-      <w:proofErr w:type="spellEnd"/>
-    </w:p>
-    <w:p>
-      <w:pPr>
-        <w:ind w:firstLine="720"/>
-        <w:rPr>
-          <w:bCs/>
-          <w:sz w:val="36"/>
-          <w:szCs w:val="36"/>
-        </w:rPr>
-      </w:pPr>
-      <w:proofErr w:type="spellStart"/>
-      <w:r>
-        <w:rPr>
-          <w:rFonts w:ascii="TH Sarabun New" w:hAnsi="TH Sarabun New" w:cs="TH Sarabun New"/>
-          <w:bCs/>
-          <w:sz w:val="36"/>
-          <w:szCs w:val="36"/>
-        </w:rPr>
-        <w:t>จำนวนหลังลบชื่อเรื่องซ้ำ</w:t>
-      </w:r>
-      <w:proofErr w:type="spellEnd"/>
-      <w:r>
-        <w:rPr>
-          <w:bCs/>
-          <w:sz w:val="36"/>
-          <w:szCs w:val="36"/>
-        </w:rPr>
-        <w:t xml:space="preserve"> </w:t>
-      </w:r>
-      <w:r>
-        <w:rPr>
-          <w:rFonts w:ascii="TH Sarabun New" w:hAnsi="TH Sarabun New" w:cs="TH Sarabun New"/>
-          <w:bCs/>
-          <w:sz w:val="36"/>
-          <w:szCs w:val="36"/>
-        </w:rPr>
-        <w:t xml:space="preserve">5,459 </w:t>
-      </w:r>
-      <w:proofErr w:type="spellStart"/>
-      <w:r>
-        <w:rPr>
-          <w:rFonts w:ascii="TH Sarabun New" w:hAnsi="TH Sarabun New" w:cs="TH Sarabun New"/>
-          <w:bCs/>
-          <w:sz w:val="36"/>
-          <w:szCs w:val="36"/>
-        </w:rPr>
-        <w:t>รายการ</w:t>
-      </w:r>
-      <w:proofErr w:type="spellEnd"/>
-    </w:p>
-    <w:p>
-      <w:pPr>
-        <w:ind w:firstLine="720"/>
-        <w:rPr>
-          <w:bCs/>
-          <w:sz w:val="36"/>
-          <w:szCs w:val="36"/>
-        </w:rPr>
-      </w:pPr>
-      <w:proofErr w:type="spellStart"/>
-      <w:r>
-        <w:rPr>
-          <w:rFonts w:ascii="TH Sarabun New" w:hAnsi="TH Sarabun New" w:cs="TH Sarabun New"/>
-          <w:bCs/>
-          <w:sz w:val="36"/>
-          <w:szCs w:val="36"/>
-        </w:rPr>
-        <w:t>ช่วงปี</w:t>
-      </w:r>
-      <w:proofErr w:type="spellEnd"/>
-      <w:r>
-        <w:rPr>
-          <w:bCs/>
-          <w:sz w:val="36"/>
-          <w:szCs w:val="36"/>
-        </w:rPr>
-        <w:t xml:space="preserve"> </w:t>
-      </w:r>
-      <w:r>
-        <w:rPr>
-          <w:rFonts w:ascii="TH Sarabun New" w:hAnsi="TH Sarabun New" w:cs="TH Sarabun New"/>
-          <w:bCs/>
-          <w:sz w:val="36"/>
-          <w:szCs w:val="36"/>
-        </w:rPr>
-        <w:t>2012–2027</w:t>
-      </w:r>
-      <w:r>
-        <w:rPr>
-          <w:rFonts w:ascii="TH Sarabun New" w:hAnsi="TH Sarabun New" w:cs="TH Sarabun New"/>
-          <w:sz w:val="36"/>
-          <w:szCs w:val="36"/>
-        </w:rPr>
-        <w:br w:type="page"/>
-      </w:r>
-    </w:p>
-    <w:p>
-      <w:pPr>
-        <w:pStyle w:val="Heading1"/>
+      </w:pPr>
+      <w:r>
         <w:rPr>
           <w:rFonts w:ascii="TH Sarabun New" w:hAnsi="TH Sarabun New" w:cs="TH Sarabun New"/>
           <w:color w:val="auto"/>
           <w:sz w:val="40"/>
           <w:szCs w:val="40"/>
         </w:rPr>
-      </w:pPr>
-      <w:r>
-        <w:rPr>
-          <w:rFonts w:ascii="TH Sarabun New" w:hAnsi="TH Sarabun New" w:cs="TH Sarabun New"/>
-          <w:color w:val="auto"/>
+        <w:lastRenderedPageBreak/>
+        <w:t>4. อธิบายกระบวนการทำ EDA (Exploratory Data Analysis) และ Data Cleaning</w:t>
+      </w:r>
+    </w:p>
+    <w:p>
+      <w:pPr>
+        <w:pStyle w:val="ThaiBody"/>
+        <w:ind w:firstLine="397"/>
+        <w:rPr>
+          <w:rFonts w:ascii="TH Sarabun New" w:hAnsi="TH Sarabun New" w:cs="TH Sarabun New"/>
+          <w:sz w:val="36"/>
+          <w:szCs w:val="36"/>
+        </w:rPr>
+      </w:pPr>
+      <w:r>
+        <w:rPr>
+          <w:rFonts w:ascii="TH Sarabun New" w:hAnsi="TH Sarabun New" w:cs="TH Sarabun New"/>
+          <w:sz w:val="36"/>
+          <w:szCs w:val="36"/>
+        </w:rPr>
+        <w:t>กลุ่มได้รวบรวมข้อมูลจาก Scopus ทั้งสิ้น 10 ไฟล์ และใช้ภาษา Python ใน Google Colab ร่วมกับไลบรารี pandas และ glob เพื่อรวม สำรวจ และทำความสะอาดข้อมูลก่อนนำไปใช้งานในขั้นตอน Visualization และ Text Embedding</w:t>
+      </w:r>
+    </w:p>
+    <w:p>
+      <w:pPr>
+        <w:pStyle w:val="Heading2"/>
+        <w:ind w:firstLine="397"/>
+        <w:rPr>
+          <w:rFonts w:ascii="TH Sarabun New" w:hAnsi="TH Sarabun New" w:cs="TH Sarabun New"/>
           <w:sz w:val="40"/>
           <w:szCs w:val="40"/>
         </w:rPr>
-        <w:lastRenderedPageBreak/>
-        <w:t>4.</w:t>
-      </w:r>
-      <w:r>
-        <w:rPr>
-          <w:rFonts w:ascii="TH Sarabun New" w:hAnsi="TH Sarabun New" w:cs="TH Sarabun New"/>
-          <w:color w:val="auto"/>
+      </w:pPr>
+      <w:r>
+        <w:rPr>
+          <w:rFonts w:ascii="TH Sarabun New" w:hAnsi="TH Sarabun New" w:cs="TH Sarabun New"/>
           <w:sz w:val="40"/>
           <w:szCs w:val="40"/>
         </w:rPr>
-        <w:t xml:space="preserve"> อธิบายกระบวนการทำ EDA (Exploratory Data Analysis) และ Data Cleaning</w:t>
+        <w:t xml:space="preserve">4.1 </w:t>
+      </w:r>
+      <w:proofErr w:type="spellStart"/>
+      <w:r>
+        <w:rPr>
+          <w:rFonts w:ascii="TH Sarabun New" w:hAnsi="TH Sarabun New" w:cs="TH Sarabun New"/>
+          <w:sz w:val="40"/>
+          <w:szCs w:val="40"/>
+        </w:rPr>
+        <w:t>การรวมข้อมูล</w:t>
+      </w:r>
+      <w:proofErr w:type="spellEnd"/>
+      <w:r>
+        <w:rPr>
+          <w:rFonts w:ascii="TH Sarabun New" w:hAnsi="TH Sarabun New" w:cs="TH Sarabun New"/>
+          <w:sz w:val="40"/>
+          <w:szCs w:val="40"/>
+        </w:rPr>
+        <w:t xml:space="preserve"> (Data Integration)</w:t>
       </w:r>
     </w:p>
     <w:p>
       <w:pPr>
         <w:pStyle w:val="ThaiBody"/>
-        <w:ind w:firstLine="397"/>
-        <w:rPr>
-          <w:rFonts w:ascii="TH Sarabun New" w:hAnsi="TH Sarabun New" w:cs="TH Sarabun New"/>
-          <w:sz w:val="36"/>
-          <w:szCs w:val="36"/>
-        </w:rPr>
-      </w:pPr>
-      <w:r>
-        <w:rPr>
-          <w:rFonts w:ascii="TH Sarabun New" w:hAnsi="TH Sarabun New" w:cs="TH Sarabun New"/>
-          <w:sz w:val="36"/>
-          <w:szCs w:val="36"/>
-        </w:rPr>
-        <w:t>กลุ่มได้รวบรวมข้อมูลจาก Scopus ทั้งสิ้น 10 ไฟล์ และใช้ภาษา Python ใน Google Colab ร่วมกับไลบรารี pandas และ glob เพื่อรวม สำรวจ และทำความสะอาดข้อมูลก่อนนำไปใช้งานในขั้นตอน Visualization และ Text Embedding</w:t>
-      </w:r>
-    </w:p>
-    <w:p>
-      <w:pPr>
-        <w:pStyle w:val="Heading2"/>
-        <w:ind w:firstLine="397"/>
-        <w:rPr>
-          <w:rFonts w:ascii="TH Sarabun New" w:hAnsi="TH Sarabun New" w:cs="TH Sarabun New"/>
-          <w:sz w:val="40"/>
-          <w:szCs w:val="40"/>
-        </w:rPr>
-      </w:pPr>
-      <w:r>
-        <w:rPr>
-          <w:rFonts w:ascii="TH Sarabun New" w:hAnsi="TH Sarabun New" w:cs="TH Sarabun New"/>
-          <w:sz w:val="40"/>
-          <w:szCs w:val="40"/>
-        </w:rPr>
-        <w:t>4</w:t>
-      </w:r>
-      <w:r>
-        <w:rPr>
-          <w:rFonts w:ascii="TH Sarabun New" w:hAnsi="TH Sarabun New" w:cs="TH Sarabun New"/>
-          <w:sz w:val="40"/>
-          <w:szCs w:val="40"/>
-        </w:rPr>
-        <w:t xml:space="preserve">.1 </w:t>
+        <w:ind w:firstLine="720"/>
+        <w:rPr>
+          <w:rFonts w:ascii="TH Sarabun New" w:hAnsi="TH Sarabun New" w:cs="TH Sarabun New"/>
+          <w:sz w:val="36"/>
+          <w:szCs w:val="36"/>
+        </w:rPr>
+      </w:pPr>
+      <w:r>
+        <w:rPr>
+          <w:rFonts w:ascii="TH Sarabun New" w:hAnsi="TH Sarabun New" w:cs="TH Sarabun New"/>
+          <w:sz w:val="36"/>
+          <w:szCs w:val="36"/>
+        </w:rPr>
+        <w:t>เริ่มต้นด้วยการค้นหาไฟล์ CSV ที่อยู่ในชุดข้อมูล</w:t>
       </w:r>
       <w:proofErr w:type="spellStart"/>
       <w:r>
         <w:rPr>
           <w:rFonts w:ascii="TH Sarabun New" w:hAnsi="TH Sarabun New" w:cs="TH Sarabun New"/>
-          <w:sz w:val="40"/>
-          <w:szCs w:val="40"/>
-        </w:rPr>
-        <w:t>การรวมข้อมูล</w:t>
+          <w:sz w:val="36"/>
+          <w:szCs w:val="36"/>
+        </w:rPr>
+        <w:t>ทั้งหมด</w:t>
       </w:r>
       <w:proofErr w:type="spellEnd"/>
       <w:r>
         <w:rPr>
           <w:rFonts w:ascii="TH Sarabun New" w:hAnsi="TH Sarabun New" w:cs="TH Sarabun New"/>
-          <w:sz w:val="40"/>
-          <w:szCs w:val="40"/>
-        </w:rPr>
-        <w:t xml:space="preserve"> (Data Integration)</w:t>
-      </w:r>
-    </w:p>
-    <w:p>
-      <w:pPr>
-        <w:pStyle w:val="ThaiBody"/>
-        <w:ind w:firstLine="720"/>
-        <w:rPr>
-          <w:rFonts w:ascii="TH Sarabun New" w:hAnsi="TH Sarabun New" w:cs="TH Sarabun New"/>
-          <w:sz w:val="36"/>
-          <w:szCs w:val="36"/>
-        </w:rPr>
-      </w:pPr>
-      <w:r>
-        <w:rPr>
-          <w:rFonts w:ascii="TH Sarabun New" w:hAnsi="TH Sarabun New" w:cs="TH Sarabun New"/>
-          <w:sz w:val="36"/>
-          <w:szCs w:val="36"/>
-        </w:rPr>
-        <w:t>เริ่มต้นด้วยการค้นหาไฟล์ CSV ที่อยู่ในชุดข้อมูลทั้งหมด จากนั้นอ่านแต่</w:t>
+          <w:sz w:val="36"/>
+          <w:szCs w:val="36"/>
+        </w:rPr>
+        <w:t xml:space="preserve"> </w:t>
       </w:r>
       <w:proofErr w:type="spellStart"/>
       <w:r>
@@ -1035,7 +1071,7 @@
           <w:sz w:val="36"/>
           <w:szCs w:val="36"/>
         </w:rPr>
-        <w:t>ละไฟล์ด้วย</w:t>
+        <w:t>จากนั้นอ่านแต่ละไฟล์ด้วย</w:t>
       </w:r>
       <w:proofErr w:type="spellEnd"/>
       <w:r>
@@ -1080,7 +1116,7 @@
           <w:sz w:val="36"/>
           <w:szCs w:val="36"/>
         </w:rPr>
-        <w:t xml:space="preserve"> 600 รายการ รวมข้อมูลดิบทั้งหมด 6,000 รายการ โดยในแต่ละ</w:t>
+        <w:t xml:space="preserve"> 600 </w:t>
       </w:r>
       <w:proofErr w:type="spellStart"/>
       <w:r>
@@ -1089,7 +1125,43 @@
           <w:sz w:val="36"/>
           <w:szCs w:val="36"/>
         </w:rPr>
-        <w:t>ไฟล์มี</w:t>
+        <w:t>รายการ</w:t>
+      </w:r>
+      <w:proofErr w:type="spellEnd"/>
+      <w:r>
+        <w:rPr>
+          <w:rFonts w:ascii="TH Sarabun New" w:hAnsi="TH Sarabun New" w:cs="TH Sarabun New"/>
+          <w:sz w:val="36"/>
+          <w:szCs w:val="36"/>
+        </w:rPr>
+        <w:t xml:space="preserve"> </w:t>
+      </w:r>
+      <w:proofErr w:type="spellStart"/>
+      <w:r>
+        <w:rPr>
+          <w:rFonts w:ascii="TH Sarabun New" w:hAnsi="TH Sarabun New" w:cs="TH Sarabun New"/>
+          <w:sz w:val="36"/>
+          <w:szCs w:val="36"/>
+        </w:rPr>
+        <w:t>รวมข้อมูลดิบทั้งหมด</w:t>
+      </w:r>
+      <w:proofErr w:type="spellEnd"/>
+      <w:r>
+        <w:rPr>
+          <w:rFonts w:ascii="TH Sarabun New" w:hAnsi="TH Sarabun New" w:cs="TH Sarabun New"/>
+          <w:sz w:val="36"/>
+          <w:szCs w:val="36"/>
+        </w:rPr>
+        <w:t xml:space="preserve"> 6,000 รายการ </w:t>
+      </w:r>
+      <w:proofErr w:type="spellStart"/>
+      <w:r>
+        <w:rPr>
+          <w:rFonts w:ascii="TH Sarabun New" w:hAnsi="TH Sarabun New" w:cs="TH Sarabun New"/>
+          <w:sz w:val="36"/>
+          <w:szCs w:val="36"/>
+        </w:rPr>
+        <w:t>โดยในแต่ละไฟล์มี</w:t>
       </w:r>
       <w:proofErr w:type="spellEnd"/>
       <w:r>
@@ -2708,7 +2780,27 @@
           <w:sz w:val="36"/>
           <w:szCs w:val="36"/>
         </w:rPr>
-        <w:t xml:space="preserve"> (Drop Duplicates) ตรวจสอบชื่อเรื่องจากคอลัมน์ Title และกำหนด keep=False เพื่อให้ทุกแถวที่อยู่ในกลุ่มชื่อเรื่องซ้ำถูกตัดออกทั้งหมด</w:t>
+        <w:t xml:space="preserve"> (Drop Duplicates) </w:t>
+      </w:r>
+      <w:proofErr w:type="spellStart"/>
+      <w:r>
+        <w:rPr>
+          <w:rFonts w:ascii="TH Sarabun New" w:hAnsi="TH Sarabun New" w:cs="TH Sarabun New"/>
+          <w:color w:val="auto"/>
+          <w:sz w:val="36"/>
+          <w:szCs w:val="36"/>
+        </w:rPr>
+        <w:t>ตรวจสอบชื่อเรื่องจากคอลัมน์</w:t>
+      </w:r>
+      <w:proofErr w:type="spellEnd"/>
+      <w:r>
+        <w:rPr>
+          <w:rFonts w:ascii="TH Sarabun New" w:hAnsi="TH Sarabun New" w:cs="TH Sarabun New"/>
+          <w:color w:val="auto"/>
+          <w:sz w:val="36"/>
+          <w:szCs w:val="36"/>
+        </w:rPr>
+        <w:t xml:space="preserve"> Title และกำหนด keep=False เพื่อให้ทุกแถวที่อยู่ในกลุ่มชื่อเรื่องซ้ำถูกตัดออกทั้งหมด</w:t>
       </w:r>
     </w:p>
     <w:p>
@@ -2730,17 +2822,7 @@
           <w:sz w:val="36"/>
           <w:szCs w:val="36"/>
         </w:rPr>
-        <w:t>4.2.</w:t>
-      </w:r>
-      <w:r>
-        <w:rPr>
-          <w:rFonts w:ascii="TH Sarabun New" w:hAnsi="TH Sarabun New" w:cs="TH Sarabun New"/>
-          <w:b/>
-          <w:color w:val="auto"/>
-          <w:sz w:val="36"/>
-          <w:szCs w:val="36"/>
-        </w:rPr>
-        <w:t>2</w:t>
+        <w:t>4.2.2</w:t>
       </w:r>
       <w:r>
         <w:rPr>
@@ -2823,7 +2905,7 @@
           <w:sz w:val="36"/>
           <w:szCs w:val="36"/>
         </w:rPr>
-        <w:t>4.2.</w:t>
+        <w:t>4.2.3</w:t>
       </w:r>
       <w:r>
         <w:rPr>
@@ -2833,8 +2915,60 @@
           <w:sz w:val="36"/>
           <w:szCs w:val="36"/>
         </w:rPr>
-        <w:t>3</w:t>
-      </w:r>
+        <w:t xml:space="preserve">) </w:t>
+      </w:r>
+      <w:proofErr w:type="spellStart"/>
+      <w:r>
+        <w:rPr>
+          <w:rFonts w:ascii="TH Sarabun New" w:hAnsi="TH Sarabun New" w:cs="TH Sarabun New"/>
+          <w:color w:val="auto"/>
+          <w:sz w:val="36"/>
+          <w:szCs w:val="36"/>
+        </w:rPr>
+        <w:t>การจัดการค่าว่าง</w:t>
+      </w:r>
+      <w:proofErr w:type="spellEnd"/>
+      <w:r>
+        <w:rPr>
+          <w:rFonts w:ascii="TH Sarabun New" w:hAnsi="TH Sarabun New" w:cs="TH Sarabun New"/>
+          <w:color w:val="auto"/>
+          <w:sz w:val="36"/>
+          <w:szCs w:val="36"/>
+        </w:rPr>
+        <w:t xml:space="preserve"> (Missing Values) </w:t>
+      </w:r>
+      <w:proofErr w:type="spellStart"/>
+      <w:r>
+        <w:rPr>
+          <w:rFonts w:ascii="TH Sarabun New" w:hAnsi="TH Sarabun New" w:cs="TH Sarabun New"/>
+          <w:color w:val="auto"/>
+          <w:sz w:val="36"/>
+          <w:szCs w:val="36"/>
+        </w:rPr>
+        <w:t>หลังการลบข้อมูลซ้ำ</w:t>
+      </w:r>
+      <w:proofErr w:type="spellEnd"/>
+      <w:r>
+        <w:rPr>
+          <w:rFonts w:ascii="TH Sarabun New" w:hAnsi="TH Sarabun New" w:cs="TH Sarabun New"/>
+          <w:color w:val="auto"/>
+          <w:sz w:val="36"/>
+          <w:szCs w:val="36"/>
+        </w:rPr>
+        <w:t xml:space="preserve"> คอลัมน์ Author Keywords ยังมีค่าว่างบางส่วน และ Index Keywords มีค่าว่างบางส่วน จึงแทนค่า Null ด้วยช่องว่าง (Empty string) เพื่อป้องกัน Error ในขั้นตอนรวมข้อความ</w:t>
+      </w:r>
+    </w:p>
+    <w:p>
+      <w:pPr>
+        <w:pStyle w:val="ThaiBody"/>
+        <w:ind w:left="142" w:firstLine="578"/>
+        <w:rPr>
+          <w:rFonts w:ascii="TH Sarabun New" w:hAnsi="TH Sarabun New" w:cs="TH Sarabun New"/>
+          <w:color w:val="auto"/>
+          <w:sz w:val="36"/>
+          <w:szCs w:val="36"/>
+        </w:rPr>
+      </w:pPr>
       <w:r>
         <w:rPr>
           <w:rFonts w:ascii="TH Sarabun New" w:hAnsi="TH Sarabun New" w:cs="TH Sarabun New"/>
@@ -2843,40 +2977,8 @@
           <w:sz w:val="36"/>
           <w:szCs w:val="36"/>
         </w:rPr>
-        <w:t xml:space="preserve">) </w:t>
-      </w:r>
-      <w:proofErr w:type="spellStart"/>
-      <w:r>
-        <w:rPr>
-          <w:rFonts w:ascii="TH Sarabun New" w:hAnsi="TH Sarabun New" w:cs="TH Sarabun New"/>
-          <w:color w:val="auto"/>
-          <w:sz w:val="36"/>
-          <w:szCs w:val="36"/>
-        </w:rPr>
-        <w:t>การจัดการค่าว่าง</w:t>
-      </w:r>
-      <w:proofErr w:type="spellEnd"/>
-      <w:r>
-        <w:rPr>
-          <w:rFonts w:ascii="TH Sarabun New" w:hAnsi="TH Sarabun New" w:cs="TH Sarabun New"/>
-          <w:color w:val="auto"/>
-          <w:sz w:val="36"/>
-          <w:szCs w:val="36"/>
-        </w:rPr>
-        <w:t xml:space="preserve"> (Missing Values) หลังการลบข้อมูลซ้ำ คอลัมน์ Author Keywords ยังมีค่าว่างบางส่วน และ Index Keywords มีค่าว่างบางส่วน จึงแทนค่า Null ด้วยช่องว่าง (Empty string) เพื่อป้องกัน Error ในขั้นตอนรวมข้อความ</w:t>
-      </w:r>
-    </w:p>
-    <w:p>
-      <w:pPr>
-        <w:pStyle w:val="ThaiBody"/>
-        <w:ind w:left="142" w:firstLine="578"/>
-        <w:rPr>
-          <w:rFonts w:ascii="TH Sarabun New" w:hAnsi="TH Sarabun New" w:cs="TH Sarabun New"/>
-          <w:color w:val="auto"/>
-          <w:sz w:val="36"/>
-          <w:szCs w:val="36"/>
-        </w:rPr>
-      </w:pPr>
+        <w:t>4.2.4</w:t>
+      </w:r>
       <w:r>
         <w:rPr>
           <w:rFonts w:ascii="TH Sarabun New" w:hAnsi="TH Sarabun New" w:cs="TH Sarabun New"/>
@@ -2885,26 +2987,66 @@
           <w:sz w:val="36"/>
           <w:szCs w:val="36"/>
         </w:rPr>
-        <w:t>4.2.</w:t>
-      </w:r>
-      <w:r>
-        <w:rPr>
-          <w:rFonts w:ascii="TH Sarabun New" w:hAnsi="TH Sarabun New" w:cs="TH Sarabun New"/>
-          <w:b/>
+        <w:t xml:space="preserve">) </w:t>
+      </w:r>
+      <w:proofErr w:type="spellStart"/>
+      <w:r>
+        <w:rPr>
+          <w:rFonts w:ascii="TH Sarabun New" w:hAnsi="TH Sarabun New" w:cs="TH Sarabun New"/>
           <w:color w:val="auto"/>
           <w:sz w:val="36"/>
           <w:szCs w:val="36"/>
         </w:rPr>
-        <w:t>4</w:t>
-      </w:r>
-      <w:r>
-        <w:rPr>
-          <w:rFonts w:ascii="TH Sarabun New" w:hAnsi="TH Sarabun New" w:cs="TH Sarabun New"/>
-          <w:b/>
+        <w:t>การตรวจสอบผลหลัง</w:t>
+      </w:r>
+      <w:proofErr w:type="spellEnd"/>
+      <w:r>
+        <w:rPr>
+          <w:rFonts w:ascii="TH Sarabun New" w:hAnsi="TH Sarabun New" w:cs="TH Sarabun New"/>
           <w:color w:val="auto"/>
           <w:sz w:val="36"/>
           <w:szCs w:val="36"/>
         </w:rPr>
+        <w:t xml:space="preserve"> Cleaning </w:t>
+      </w:r>
+      <w:proofErr w:type="spellStart"/>
+      <w:r>
+        <w:rPr>
+          <w:rFonts w:ascii="TH Sarabun New" w:hAnsi="TH Sarabun New" w:cs="TH Sarabun New"/>
+          <w:color w:val="auto"/>
+          <w:sz w:val="36"/>
+          <w:szCs w:val="36"/>
+        </w:rPr>
+        <w:t>ใช้</w:t>
+      </w:r>
+      <w:proofErr w:type="spellEnd"/>
+      <w:r>
+        <w:rPr>
+          <w:rFonts w:ascii="TH Sarabun New" w:hAnsi="TH Sarabun New" w:cs="TH Sarabun New"/>
+          <w:color w:val="auto"/>
+          <w:sz w:val="36"/>
+          <w:szCs w:val="36"/>
+        </w:rPr>
+        <w:t xml:space="preserve"> </w:t>
+      </w:r>
+      <w:proofErr w:type="gramStart"/>
+      <w:r>
+        <w:rPr>
+          <w:rFonts w:ascii="TH Sarabun New" w:hAnsi="TH Sarabun New" w:cs="TH Sarabun New"/>
+          <w:color w:val="auto"/>
+          <w:sz w:val="36"/>
+          <w:szCs w:val="36"/>
+        </w:rPr>
+        <w:t>info(</w:t>
+      </w:r>
+      <w:proofErr w:type="gramEnd"/>
+      <w:r>
+        <w:rPr>
+          <w:rFonts w:ascii="TH Sarabun New" w:hAnsi="TH Sarabun New" w:cs="TH Sarabun New"/>
+          <w:color w:val="auto"/>
+          <w:sz w:val="36"/>
+          <w:szCs w:val="36"/>
+        </w:rPr>
         <w:t xml:space="preserve">) </w:t>
       </w:r>
       <w:proofErr w:type="spellStart"/>
@@ -2915,7 +3057,7 @@
           <w:sz w:val="36"/>
           <w:szCs w:val="36"/>
         </w:rPr>
-        <w:t>การตรวจสอบผลหลัง</w:t>
+        <w:t>และการนับค่าว่างอีกครั้ง</w:t>
       </w:r>
       <w:proofErr w:type="spellEnd"/>
       <w:r>
@@ -2925,7 +3067,7 @@
           <w:sz w:val="36"/>
           <w:szCs w:val="36"/>
         </w:rPr>
-        <w:t xml:space="preserve"> Cleaning </w:t>
+        <w:t xml:space="preserve"> </w:t>
       </w:r>
       <w:proofErr w:type="spellStart"/>
       <w:r>
@@ -2935,7 +3077,7 @@
           <w:sz w:val="36"/>
           <w:szCs w:val="36"/>
         </w:rPr>
-        <w:t>ใช้</w:t>
+        <w:t>เพื่อยืนยันว่าคอลัมน์ที่ต้องนำไปสร้าง</w:t>
       </w:r>
       <w:proofErr w:type="spellEnd"/>
       <w:r>
@@ -2947,7 +3089,7 @@
         </w:rPr>
         <w:t xml:space="preserve"> </w:t>
       </w:r>
-      <w:proofErr w:type="gramStart"/>
+      <w:proofErr w:type="spellStart"/>
       <w:r>
         <w:rPr>
           <w:rFonts w:ascii="TH Sarabun New" w:hAnsi="TH Sarabun New" w:cs="TH Sarabun New"/>
@@ -2955,9 +3097,9 @@
           <w:sz w:val="36"/>
           <w:szCs w:val="36"/>
         </w:rPr>
-        <w:t>info(</w:t>
-      </w:r>
-      <w:proofErr w:type="gramEnd"/>
+        <w:t>embedding_text</w:t>
+      </w:r>
+      <w:proofErr w:type="spellEnd"/>
       <w:r>
         <w:rPr>
           <w:rFonts w:ascii="TH Sarabun New" w:hAnsi="TH Sarabun New" w:cs="TH Sarabun New"/>
@@ -2965,7 +3107,7 @@
           <w:sz w:val="36"/>
           <w:szCs w:val="36"/>
         </w:rPr>
-        <w:t xml:space="preserve">) </w:t>
+        <w:t xml:space="preserve"> </w:t>
       </w:r>
       <w:proofErr w:type="spellStart"/>
       <w:r>
@@ -2975,18 +3117,9 @@
           <w:sz w:val="36"/>
           <w:szCs w:val="36"/>
         </w:rPr>
-        <w:t>และการนับค่าว่างอีกครั้ง</w:t>
+        <w:t>สามารถประมวลผลต่อได้</w:t>
       </w:r>
       <w:proofErr w:type="spellEnd"/>
-      <w:r>
-        <w:rPr>
-          <w:rFonts w:ascii="TH Sarabun New" w:hAnsi="TH Sarabun New" w:cs="TH Sarabun New"/>
-          <w:color w:val="auto"/>
-          <w:sz w:val="36"/>
-          <w:szCs w:val="36"/>
-        </w:rPr>
-        <w:t xml:space="preserve"> เพื่อยืนยันว่าคอลัมน์ที่ต้องนำไปสร้าง embedding_text สามารถประมวลผลต่อได้</w:t>
-      </w:r>
     </w:p>
     <w:tbl>
       <w:tblPr>
@@ -3872,7 +4005,25 @@
           <w:sz w:val="36"/>
           <w:szCs w:val="36"/>
         </w:rPr>
-        <w:t xml:space="preserve"> scopus_cleaned_data_final.csv โดยไม่บันทึก Index ของ DataFrame เพื่อใช้เป็นชุดข้อมูลกลางสำหรับ Text Preparation, Text Embedding และการนำไปประมวลผลด้วย Machine Learning ต่อไป</w:t>
+        <w:t xml:space="preserve"> scopus_cleaned_data_final.csv </w:t>
+      </w:r>
+      <w:proofErr w:type="spellStart"/>
+      <w:r>
+        <w:rPr>
+          <w:rFonts w:ascii="TH Sarabun New" w:hAnsi="TH Sarabun New" w:cs="TH Sarabun New"/>
+          <w:sz w:val="36"/>
+          <w:szCs w:val="36"/>
+        </w:rPr>
+        <w:t>โดยไม่บันทึก</w:t>
+      </w:r>
+      <w:proofErr w:type="spellEnd"/>
+      <w:r>
+        <w:rPr>
+          <w:rFonts w:ascii="TH Sarabun New" w:hAnsi="TH Sarabun New" w:cs="TH Sarabun New"/>
+          <w:sz w:val="36"/>
+          <w:szCs w:val="36"/>
+        </w:rPr>
+        <w:t xml:space="preserve"> Index ของ DataFrame เพื่อใช้เป็นชุดข้อมูลกลางสำหรับ Text Preparation, Text Embedding และการนำไปประมวลผลด้วย Machine Learning ต่อไป</w:t>
       </w:r>
     </w:p>
     <w:p>
@@ -3922,7 +4073,7 @@
           <w:sz w:val="36"/>
           <w:szCs w:val="36"/>
         </w:rPr>
-        <w:t>กลุ่มใช้ Visualization เพื่อทำความเข้าใจ Keyword ในหลายมิติ ได้แก่ ภาพรวมความถี่ สัดส่วนความนิยม แนวโน้มตามเวลา ความหนาแน่นรายปี อัตราการเติบโต และความสัมพันธ์ระหว่าง Keyword โดยมีทั้งกราฟที่สร้างจาก Python และกราฟอินเทอร์แอกทีฟ</w:t>
+        <w:t>กลุ่มใช้ Visualization เพื่อทำความเข้าใจ Keyword ในหลายมิติ ได้แก่ ภาพรวมความถี่ สัดส่วนความนิยม แนวโน้มตามเวลา ความหนาแน่นรายปี อัตราการเติบโต และความสัมพันธ์ระหว่าง Keyword โดยมีทั้งกราฟที่สร้างจาก Python และกราฟ</w:t>
       </w:r>
       <w:proofErr w:type="spellStart"/>
       <w:r>
@@ -3931,7 +4082,7 @@
           <w:sz w:val="36"/>
           <w:szCs w:val="36"/>
         </w:rPr>
-        <w:t>จาก</w:t>
+        <w:t>อินเทอร์แอกทีฟจาก</w:t>
       </w:r>
       <w:proofErr w:type="spellEnd"/>
       <w:r>
@@ -5724,7 +5875,25 @@
           <w:sz w:val="36"/>
           <w:szCs w:val="36"/>
         </w:rPr>
-        <w:t xml:space="preserve"> Visualization ทั้งหมดสามารถสรุปได้ว่า Deep Learning, Machine Learning และ Artificial Intelligence เป็นหัวข้อหลักที่มีความถี่สูง ขณะเดียวกันหัวข้ออย่าง Large Language Models, Generative AI และ Federated Learning แสดงสัญญาณความสนใจในช่วงปีหลัง ส่วน Co-occurrence Network แสดงให้เห็นว่าหัวข้อเหล่านี้มีความสัมพันธ์และถูกนำมาศึกษาร่วมกันในงานวิจัยจำนวนมาก</w:t>
+        <w:t xml:space="preserve"> Visualization </w:t>
+      </w:r>
+      <w:proofErr w:type="spellStart"/>
+      <w:r>
+        <w:rPr>
+          <w:rFonts w:ascii="TH Sarabun New" w:hAnsi="TH Sarabun New" w:cs="TH Sarabun New"/>
+          <w:sz w:val="36"/>
+          <w:szCs w:val="36"/>
+        </w:rPr>
+        <w:t>ทั้งหมดสามารถสรุปได้ว่า</w:t>
+      </w:r>
+      <w:proofErr w:type="spellEnd"/>
+      <w:r>
+        <w:rPr>
+          <w:rFonts w:ascii="TH Sarabun New" w:hAnsi="TH Sarabun New" w:cs="TH Sarabun New"/>
+          <w:sz w:val="36"/>
+          <w:szCs w:val="36"/>
+        </w:rPr>
+        <w:t xml:space="preserve"> Deep Learning, Machine Learning และ Artificial Intelligence เป็นหัวข้อหลักที่มีความถี่สูง ขณะเดียวกันหัวข้ออย่าง Large Language Models, Generative AI และ Federated Learning แสดงสัญญาณความสนใจในช่วงปีหลัง ส่วน Co-occurrence Network แสดงให้เห็นว่าหัวข้อเหล่านี้มีความสัมพันธ์และถูกนำมาศึกษาร่วมกันในงานวิจัยจำนวนมาก</w:t>
       </w:r>
     </w:p>
     <w:p>
@@ -5823,7 +5992,7 @@
       <w:pPr>
         <w:ind w:left="360"/>
         <w:rPr>
-          <w:rFonts w:ascii="TH SarabunPSK" w:hAnsi="TH SarabunPSK" w:cs="TH SarabunPSK" w:hint="cs"/>
+          <w:rFonts w:ascii="TH SarabunPSK" w:hAnsi="TH SarabunPSK" w:cs="TH SarabunPSK"/>
           <w:sz w:val="36"/>
           <w:szCs w:val="36"/>
         </w:rPr>
